--- a/docs/example-template.docx
+++ b/docs/example-template.docx
@@ -314,7 +314,7 @@
       </w:pPr>
       <w:r>
         <w:rPr/>
-        <w:t xml:space="preserve">{#markup_lines}{category_label} Markup = {amount}{/markup_lines}</w:t>
+        <w:t xml:space="preserve">{#markup_lines}{category_label} Markup ({percent_label}) = {amount}{/markup_lines}</w:t>
       </w:r>
     </w:p>
     <w:p>
